--- a/docs/핵심기본간호술 플랫폼 사용매뉴얼.docx
+++ b/docs/핵심기본간호술 플랫폼 사용매뉴얼.docx
@@ -4,7 +4,7 @@
   <w:body>
     <w:p>
       <w:pPr>
-        <w:spacing w:before="3200"/>
+        <w:spacing w:before="2600"/>
       </w:pPr>
     </w:p>
     <w:p>
@@ -55,7 +55,7 @@
         <w:spacing w:before="480"/>
         <w:jc w:val="center"/>
       </w:pPr>
-      <w:hyperlink w:history="1" r:id="rIdethtbjlajre8xyqm4h-73">
+      <w:hyperlink w:history="1" r:id="rId5jvsnkjzdfhrutpwjqefc">
         <w:r>
           <w:rPr>
             <w:rStyle w:val="Hyperlink"/>
@@ -68,7 +68,53 @@
     </w:p>
     <w:p>
       <w:pPr>
-        <w:spacing w:before="2600"/>
+        <w:spacing w:before="200"/>
+        <w:jc w:val="center"/>
+      </w:pPr>
+      <w:r>
+        <w:drawing>
+          <wp:inline distT="0" distB="0" distL="0" distR="0">
+            <wp:extent cx="1143000" cy="1143000"/>
+            <wp:effectExtent t="0" r="0" b="0" l="0"/>
+            <wp:docPr id="1" name="qr" descr="플랫폼 접속 QR 코드" title="QR"/>
+            <wp:cNvGraphicFramePr>
+              <a:graphicFrameLocks xmlns:a="http://schemas.openxmlformats.org/drawingml/2006/main" noChangeAspect="1"/>
+            </wp:cNvGraphicFramePr>
+            <a:graphic xmlns:a="http://schemas.openxmlformats.org/drawingml/2006/main">
+              <a:graphicData uri="http://schemas.openxmlformats.org/drawingml/2006/picture">
+                <pic:pic xmlns:pic="http://schemas.openxmlformats.org/drawingml/2006/picture">
+                  <pic:nvPicPr>
+                    <pic:cNvPr id="0" name="" descr=""/>
+                    <pic:cNvPicPr>
+                      <a:picLocks noChangeAspect="1" noChangeArrowheads="1"/>
+                    </pic:cNvPicPr>
+                  </pic:nvPicPr>
+                  <pic:blipFill>
+                    <a:blip r:embed="rId8" cstate="none"/>
+                    <a:srcRect/>
+                    <a:stretch>
+                      <a:fillRect/>
+                    </a:stretch>
+                  </pic:blipFill>
+                  <pic:spPr bwMode="auto">
+                    <a:xfrm>
+                      <a:off x="0" y="0"/>
+                      <a:ext cx="1143000" cy="1143000"/>
+                    </a:xfrm>
+                    <a:prstGeom prst="rect">
+                      <a:avLst/>
+                    </a:prstGeom>
+                  </pic:spPr>
+                </pic:pic>
+              </a:graphicData>
+            </a:graphic>
+          </wp:inline>
+        </w:drawing>
+      </w:r>
+    </w:p>
+    <w:p>
+      <w:pPr>
+        <w:spacing w:before="1600"/>
         <w:jc w:val="center"/>
       </w:pPr>
       <w:r>
@@ -427,7 +473,7 @@
         <w:spacing w:after="160"/>
         <w:jc w:val="center"/>
       </w:pPr>
-      <w:hyperlink w:history="1" r:id="rIdmorox5gw7uckhmmslvhja">
+      <w:hyperlink w:history="1" r:id="rId9d4rrbum5iz02qpelmqhs">
         <w:r>
           <w:rPr>
             <w:rStyle w:val="Hyperlink"/>

--- a/docs/핵심기본간호술 플랫폼 사용매뉴얼.docx
+++ b/docs/핵심기본간호술 플랫폼 사용매뉴얼.docx
@@ -55,7 +55,7 @@
         <w:spacing w:before="480"/>
         <w:jc w:val="center"/>
       </w:pPr>
-      <w:hyperlink w:history="1" r:id="rId5jvsnkjzdfhrutpwjqefc">
+      <w:hyperlink w:history="1" r:id="rIdpghavib0mntbvbdurjj_4">
         <w:r>
           <w:rPr>
             <w:rStyle w:val="Hyperlink"/>
@@ -381,7 +381,7 @@
               <w:jc w:val="left"/>
             </w:pPr>
             <w:r>
-              <w:t xml:space="preserve">술기 학습(교육 영상·프로토콜·체크리스트), 인터랙티브 퀴즈 응시, 학습 진도 확인, 수료증 열람·출력</w:t>
+              <w:t xml:space="preserve">술기 학습(교육 영상·프로토콜·체크리스트), 인터랙티브 퀴즈 응시, 과제 확인·제출, 학습 진도 확인, 수료증 열람·출력</w:t>
             </w:r>
           </w:p>
         </w:tc>
@@ -433,7 +433,59 @@
               <w:jc w:val="left"/>
             </w:pPr>
             <w:r>
-              <w:t xml:space="preserve">대시보드(학습 현황 통계), 학생 명단 관리(등록·수정·삭제·일괄 등록), 술기별 교육 영상 등록, 수료증 발급·출력</w:t>
+              <w:t xml:space="preserve">대시보드, 학습 현황(반별·학생별·술기별 통계), 학생 명단 관리(등록·수정·삭제·일괄 등록), 술기별 교육 영상 등록(여러 개), 과제 부여·제출 현황 확인, 수료증 발급·출력</w:t>
+            </w:r>
+          </w:p>
+        </w:tc>
+      </w:tr>
+      <w:tr>
+        <w:tc>
+          <w:tcPr>
+            <w:tcW w:type="dxa" w:w="1600"/>
+            <w:tcBorders>
+              <w:top w:val="single" w:color="BBBBBB" w:sz="1"/>
+              <w:left w:val="single" w:color="BBBBBB" w:sz="1"/>
+              <w:bottom w:val="single" w:color="BBBBBB" w:sz="1"/>
+              <w:right w:val="single" w:color="BBBBBB" w:sz="1"/>
+            </w:tcBorders>
+            <w:tcMar>
+              <w:top w:type="dxa" w:w="60"/>
+              <w:left w:type="dxa" w:w="110"/>
+              <w:bottom w:type="dxa" w:w="60"/>
+              <w:right w:type="dxa" w:w="110"/>
+            </w:tcMar>
+          </w:tcPr>
+          <w:p>
+            <w:pPr>
+              <w:jc w:val="center"/>
+            </w:pPr>
+            <w:r>
+              <w:t xml:space="preserve">관리자</w:t>
+            </w:r>
+          </w:p>
+        </w:tc>
+        <w:tc>
+          <w:tcPr>
+            <w:tcW w:type="dxa" w:w="7426"/>
+            <w:tcBorders>
+              <w:top w:val="single" w:color="BBBBBB" w:sz="1"/>
+              <w:left w:val="single" w:color="BBBBBB" w:sz="1"/>
+              <w:bottom w:val="single" w:color="BBBBBB" w:sz="1"/>
+              <w:right w:val="single" w:color="BBBBBB" w:sz="1"/>
+            </w:tcBorders>
+            <w:tcMar>
+              <w:top w:type="dxa" w:w="60"/>
+              <w:left w:type="dxa" w:w="110"/>
+              <w:bottom w:type="dxa" w:w="60"/>
+              <w:right w:type="dxa" w:w="110"/>
+            </w:tcMar>
+          </w:tcPr>
+          <w:p>
+            <w:pPr>
+              <w:jc w:val="left"/>
+            </w:pPr>
+            <w:r>
+              <w:t xml:space="preserve">교수 기능 전체 + 교수 허용 목록 관리(교수 계정 등록·삭제) — 정종필 교수 계정</w:t>
             </w:r>
           </w:p>
         </w:tc>
@@ -473,7 +525,7 @@
         <w:spacing w:after="160"/>
         <w:jc w:val="center"/>
       </w:pPr>
-      <w:hyperlink w:history="1" r:id="rId9d4rrbum5iz02qpelmqhs">
+      <w:hyperlink w:history="1" r:id="rIdauauzvl6vqmoh4cbfafx4">
         <w:r>
           <w:rPr>
             <w:rStyle w:val="Hyperlink"/>
@@ -598,7 +650,17 @@
         <w:t xml:space="preserve">[Google 계정으로 로그인]</w:t>
       </w:r>
       <w:r>
-        <w:t xml:space="preserve"> 버튼을 누릅니다. 교수 허용 목록에 등록된 Google 계정이면 자동으로 교수 화면으로 이동합니다. 교수 계정 등록은 관리자(정종필 교수)에게 요청하세요.</w:t>
+        <w:t xml:space="preserve"> 버튼을 누릅니다. </w:t>
+      </w:r>
+      <w:r>
+        <w:rPr>
+          <w:b/>
+          <w:bCs/>
+        </w:rPr>
+        <w:t xml:space="preserve">교수 허용 목록에 등록된 Google 계정만</w:t>
+      </w:r>
+      <w:r>
+        <w:t xml:space="preserve"> 교수로 로그인할 수 있으며, 목록에 없는 계정은 거부됩니다. 교수 계정 등록은 관리자(정종필 교수, imjp5678@scjc.ac.kr)에게 요청하세요.</w:t>
       </w:r>
     </w:p>
     <w:p>
@@ -821,67 +883,7 @@
         <w:pStyle w:val="Heading2"/>
       </w:pPr>
       <w:r>
-        <w:t xml:space="preserve">3.3 수료증</w:t>
-      </w:r>
-    </w:p>
-    <w:p>
-      <w:pPr>
-        <w:spacing w:after="120"/>
-      </w:pPr>
-      <w:r>
-        <w:t xml:space="preserve">20개 술기를 모두 이수하면 교수님이 수료증을 발급합니다. 왼쪽 메뉴 </w:t>
-      </w:r>
-      <w:r>
-        <w:rPr>
-          <w:b/>
-          <w:bCs/>
-        </w:rPr>
-        <w:t xml:space="preserve">[내 수료증]</w:t>
-      </w:r>
-      <w:r>
-        <w:t xml:space="preserve">에서 발급 여부를 확인하고, </w:t>
-      </w:r>
-      <w:r>
-        <w:rPr>
-          <w:b/>
-          <w:bCs/>
-        </w:rPr>
-        <w:t xml:space="preserve">[수료증 보기 / 출력]</w:t>
-      </w:r>
-      <w:r>
-        <w:t xml:space="preserve"> 버튼으로 인쇄하거나 PDF로 저장할 수 있습니다.</w:t>
-      </w:r>
-    </w:p>
-    <w:p>
-      <w:pPr>
-        <w:pStyle w:val="Heading1"/>
-      </w:pPr>
-      <w:r>
-        <w:t xml:space="preserve">4. 교수 사용 방법</w:t>
-      </w:r>
-    </w:p>
-    <w:p>
-      <w:pPr>
-        <w:pStyle w:val="Heading2"/>
-      </w:pPr>
-      <w:r>
-        <w:t xml:space="preserve">4.1 대시보드</w:t>
-      </w:r>
-    </w:p>
-    <w:p>
-      <w:pPr>
-        <w:spacing w:after="120"/>
-      </w:pPr>
-      <w:r>
-        <w:t xml:space="preserve">로그인 직후 표시되는 대시보드에서 등록 학생 수, 영상 등록 현황, 누적 이수 건수, 수료증 발급 건수와 함께 학생별 진도(이수 항목 많은 순), 술기별 이수 학생 수를 한눈에 확인할 수 있습니다.</w:t>
-      </w:r>
-    </w:p>
-    <w:p>
-      <w:pPr>
-        <w:pStyle w:val="Heading2"/>
-      </w:pPr>
-      <w:r>
-        <w:t xml:space="preserve">4.2 학생 관리</w:t>
+        <w:t xml:space="preserve">3.3 과제 확인·제출</w:t>
       </w:r>
     </w:p>
     <w:p>
@@ -894,24 +896,17 @@
         <w:spacing w:after="80"/>
       </w:pPr>
       <w:r>
+        <w:t xml:space="preserve">왼쪽 메뉴 </w:t>
+      </w:r>
+      <w:r>
         <w:rPr>
           <w:b/>
           <w:bCs/>
         </w:rPr>
-        <w:t xml:space="preserve">개별 등록</w:t>
-      </w:r>
-      <w:r>
-        <w:t xml:space="preserve"> — [＋ 학생 등록] 버튼: 학년(1~4), 반(A~F 선택), 학번, 성명, 이메일 입력. </w:t>
-      </w:r>
-      <w:r>
-        <w:rPr>
-          <w:b/>
-          <w:bCs/>
-        </w:rPr>
-        <w:t xml:space="preserve">이메일은 학생이 로그인할 Google 계정</w:t>
-      </w:r>
-      <w:r>
-        <w:t xml:space="preserve">이어야 합니다.</w:t>
+        <w:t xml:space="preserve">[과제]</w:t>
+      </w:r>
+      <w:r>
+        <w:t xml:space="preserve">에서 교수님이 부여한 과제와 마감일, 제출 상태를 확인합니다.</w:t>
       </w:r>
     </w:p>
     <w:p>
@@ -928,10 +923,30 @@
           <w:b/>
           <w:bCs/>
         </w:rPr>
-        <w:t xml:space="preserve">일괄 등록</w:t>
-      </w:r>
-      <w:r>
-        <w:t xml:space="preserve"> — [📋 일괄 등록] 버튼: 한 줄에 한 명씩 “학년, 반, 학번, 성명, 이메일” 순으로 붙여넣기 (Excel에서 복사한 표도 그대로 인식).</w:t>
+        <w:t xml:space="preserve">[제출하기]</w:t>
+      </w:r>
+      <w:r>
+        <w:t xml:space="preserve"> 버튼을 눌러 </w:t>
+      </w:r>
+      <w:r>
+        <w:rPr>
+          <w:b/>
+          <w:bCs/>
+        </w:rPr>
+        <w:t xml:space="preserve">내용(텍스트)</w:t>
+      </w:r>
+      <w:r>
+        <w:t xml:space="preserve">을 작성하거나 </w:t>
+      </w:r>
+      <w:r>
+        <w:rPr>
+          <w:b/>
+          <w:bCs/>
+        </w:rPr>
+        <w:t xml:space="preserve">첨부 링크</w:t>
+      </w:r>
+      <w:r>
+        <w:t xml:space="preserve">(구글 드라이브, 영상 주소 등)를 입력해 제출합니다.</w:t>
       </w:r>
     </w:p>
     <w:p>
@@ -944,34 +959,51 @@
         <w:spacing w:after="80"/>
       </w:pPr>
       <w:r>
+        <w:t xml:space="preserve">다시 제출하면 이전 제출물을 대체합니다. 제출 후에도 마감 전까지 수정할 수 있습니다.</w:t>
+      </w:r>
+    </w:p>
+    <w:p>
+      <w:pPr>
+        <w:pStyle w:val="Heading2"/>
+      </w:pPr>
+      <w:r>
+        <w:t xml:space="preserve">3.4 수료증</w:t>
+      </w:r>
+    </w:p>
+    <w:p>
+      <w:pPr>
+        <w:spacing w:after="120"/>
+      </w:pPr>
+      <w:r>
+        <w:t xml:space="preserve">20개 술기를 모두 이수하면 교수님이 수료증을 발급합니다. 왼쪽 메뉴 </w:t>
+      </w:r>
+      <w:r>
         <w:rPr>
           <w:b/>
           <w:bCs/>
         </w:rPr>
-        <w:t xml:space="preserve">CSV</w:t>
-      </w:r>
-      <w:r>
-        <w:t xml:space="preserve"> — 명단을 CSV 파일로 내보내거나(Excel 호환), CSV 파일로 가져올 수 있습니다.</w:t>
-      </w:r>
-    </w:p>
-    <w:p>
-      <w:pPr>
-        <w:pStyle w:val="ListParagraph"/>
-        <w:numPr>
-          <w:ilvl w:val="0"/>
-          <w:numId w:val="5"/>
-        </w:numPr>
-        <w:spacing w:after="80"/>
-      </w:pPr>
+        <w:t xml:space="preserve">[내 수료증]</w:t>
+      </w:r>
+      <w:r>
+        <w:t xml:space="preserve">에서 발급 여부를 확인하고, </w:t>
+      </w:r>
       <w:r>
         <w:rPr>
           <w:b/>
           <w:bCs/>
         </w:rPr>
-        <w:t xml:space="preserve">수정·삭제</w:t>
-      </w:r>
-      <w:r>
-        <w:t xml:space="preserve"> — 각 행의 [수정]/[삭제] 버튼. 삭제 시 해당 학생의 학습 기록도 함께 삭제되므로 주의하세요.</w:t>
+        <w:t xml:space="preserve">[수료증 보기 / 출력]</w:t>
+      </w:r>
+      <w:r>
+        <w:t xml:space="preserve"> 버튼으로 인쇄하거나 PDF로 저장할 수 있습니다.</w:t>
+      </w:r>
+    </w:p>
+    <w:p>
+      <w:pPr>
+        <w:pStyle w:val="Heading1"/>
+      </w:pPr>
+      <w:r>
+        <w:t xml:space="preserve">4. 교수 사용 방법</w:t>
       </w:r>
     </w:p>
     <w:p>
@@ -979,7 +1011,76 @@
         <w:pStyle w:val="Heading2"/>
       </w:pPr>
       <w:r>
-        <w:t xml:space="preserve">4.3 영상 관리</w:t>
+        <w:t xml:space="preserve">4.1 대시보드</w:t>
+      </w:r>
+    </w:p>
+    <w:p>
+      <w:pPr>
+        <w:spacing w:after="120"/>
+      </w:pPr>
+      <w:r>
+        <w:t xml:space="preserve">로그인 직후 표시되는 대시보드에서 등록 학생 수, 영상 등록 현황, 누적 이수 건수, 수료증 발급 건수와 함께 학생별 진도(이수 항목 많은 순), 술기별 이수 학생 수를 한눈에 확인할 수 있습니다.</w:t>
+      </w:r>
+    </w:p>
+    <w:p>
+      <w:pPr>
+        <w:pStyle w:val="Heading2"/>
+      </w:pPr>
+      <w:r>
+        <w:t xml:space="preserve">4.2 학습 현황</w:t>
+      </w:r>
+    </w:p>
+    <w:p>
+      <w:pPr>
+        <w:spacing w:after="120"/>
+      </w:pPr>
+      <w:r>
+        <w:rPr>
+          <w:b/>
+          <w:bCs/>
+        </w:rPr>
+        <w:t xml:space="preserve">[학습 현황]</w:t>
+      </w:r>
+      <w:r>
+        <w:t xml:space="preserve"> 메뉴에서 세 가지 통계를 확인할 수 있습니다: ① </w:t>
+      </w:r>
+      <w:r>
+        <w:rPr>
+          <w:b/>
+          <w:bCs/>
+        </w:rPr>
+        <w:t xml:space="preserve">반별</w:t>
+      </w:r>
+      <w:r>
+        <w:t xml:space="preserve"> — 반 인원, 평균 이수율, 전 항목 이수자 수, ② </w:t>
+      </w:r>
+      <w:r>
+        <w:rPr>
+          <w:b/>
+          <w:bCs/>
+        </w:rPr>
+        <w:t xml:space="preserve">학생별</w:t>
+      </w:r>
+      <w:r>
+        <w:t xml:space="preserve"> — 학년·반 필터, 진도, 평균 점수, 수료증 발급 여부, ③ </w:t>
+      </w:r>
+      <w:r>
+        <w:rPr>
+          <w:b/>
+          <w:bCs/>
+        </w:rPr>
+        <w:t xml:space="preserve">술기별</w:t>
+      </w:r>
+      <w:r>
+        <w:t xml:space="preserve"> — 술기당 이수 학생 비율, 응시자 수, 평균 최고점수.</w:t>
+      </w:r>
+    </w:p>
+    <w:p>
+      <w:pPr>
+        <w:pStyle w:val="Heading2"/>
+      </w:pPr>
+      <w:r>
+        <w:t xml:space="preserve">4.3 학생 관리</w:t>
       </w:r>
     </w:p>
     <w:p>
@@ -992,17 +1093,24 @@
         <w:spacing w:after="80"/>
       </w:pPr>
       <w:r>
-        <w:t xml:space="preserve">[영상 관리] 메뉴에서 술기별로 </w:t>
-      </w:r>
-      <w:r>
         <w:rPr>
           <w:b/>
           <w:bCs/>
         </w:rPr>
-        <w:t xml:space="preserve">YouTube 영상 주소</w:t>
-      </w:r>
-      <w:r>
-        <w:t xml:space="preserve">를 붙여넣고 [저장]을 누릅니다.</w:t>
+        <w:t xml:space="preserve">개별 등록</w:t>
+      </w:r>
+      <w:r>
+        <w:t xml:space="preserve"> — [＋ 학생 등록] 버튼: 학년(1~4), 반(A~F 선택), 학번, 성명, 이메일 입력. </w:t>
+      </w:r>
+      <w:r>
+        <w:rPr>
+          <w:b/>
+          <w:bCs/>
+        </w:rPr>
+        <w:t xml:space="preserve">이메일은 학생이 로그인할 Google 계정</w:t>
+      </w:r>
+      <w:r>
+        <w:t xml:space="preserve">이어야 합니다.</w:t>
       </w:r>
     </w:p>
     <w:p>
@@ -1015,7 +1123,54 @@
         <w:spacing w:after="80"/>
       </w:pPr>
       <w:r>
-        <w:t xml:space="preserve">저장된 영상은 학생의 술기 상세 화면에 자동으로 표시됩니다. (youtube.com/watch, youtu.be, shorts 링크 모두 지원)</w:t>
+        <w:rPr>
+          <w:b/>
+          <w:bCs/>
+        </w:rPr>
+        <w:t xml:space="preserve">일괄 등록</w:t>
+      </w:r>
+      <w:r>
+        <w:t xml:space="preserve"> — [📋 일괄 등록] 버튼: 한 줄에 한 명씩 “학년, 반, 학번, 성명, 이메일” 순으로 붙여넣기 (Excel에서 복사한 표도 그대로 인식).</w:t>
+      </w:r>
+    </w:p>
+    <w:p>
+      <w:pPr>
+        <w:pStyle w:val="ListParagraph"/>
+        <w:numPr>
+          <w:ilvl w:val="0"/>
+          <w:numId w:val="6"/>
+        </w:numPr>
+        <w:spacing w:after="80"/>
+      </w:pPr>
+      <w:r>
+        <w:rPr>
+          <w:b/>
+          <w:bCs/>
+        </w:rPr>
+        <w:t xml:space="preserve">CSV</w:t>
+      </w:r>
+      <w:r>
+        <w:t xml:space="preserve"> — 명단을 CSV 파일로 내보내거나(Excel 호환), CSV 파일로 가져올 수 있습니다.</w:t>
+      </w:r>
+    </w:p>
+    <w:p>
+      <w:pPr>
+        <w:pStyle w:val="ListParagraph"/>
+        <w:numPr>
+          <w:ilvl w:val="0"/>
+          <w:numId w:val="6"/>
+        </w:numPr>
+        <w:spacing w:after="80"/>
+      </w:pPr>
+      <w:r>
+        <w:rPr>
+          <w:b/>
+          <w:bCs/>
+        </w:rPr>
+        <w:t xml:space="preserve">수정·삭제</w:t>
+      </w:r>
+      <w:r>
+        <w:t xml:space="preserve"> — 각 행의 [수정]/[삭제] 버튼. 삭제 시 해당 학생의 학습 기록도 함께 삭제되므로 주의하세요.</w:t>
       </w:r>
     </w:p>
     <w:p>
@@ -1023,7 +1178,7 @@
         <w:pStyle w:val="Heading2"/>
       </w:pPr>
       <w:r>
-        <w:t xml:space="preserve">4.4 수료증 발급</w:t>
+        <w:t xml:space="preserve">4.5 영상 관리</w:t>
       </w:r>
     </w:p>
     <w:p>
@@ -1036,7 +1191,27 @@
         <w:spacing w:after="80"/>
       </w:pPr>
       <w:r>
-        <w:t xml:space="preserve">[수료증 관리] 메뉴에서 학생별 이수 현황을 확인합니다.</w:t>
+        <w:t xml:space="preserve">[영상 관리] 메뉴에서 술기별로 </w:t>
+      </w:r>
+      <w:r>
+        <w:rPr>
+          <w:b/>
+          <w:bCs/>
+        </w:rPr>
+        <w:t xml:space="preserve">YouTube 영상 주소</w:t>
+      </w:r>
+      <w:r>
+        <w:t xml:space="preserve">를 붙여넣고 [＋ 영상 추가]를 누릅니다. </w:t>
+      </w:r>
+      <w:r>
+        <w:rPr>
+          <w:b/>
+          <w:bCs/>
+        </w:rPr>
+        <w:t xml:space="preserve">술기당 여러 개</w:t>
+      </w:r>
+      <w:r>
+        <w:t xml:space="preserve">를 등록할 수 있습니다.</w:t>
       </w:r>
     </w:p>
     <w:p>
@@ -1049,17 +1224,15 @@
         <w:spacing w:after="80"/>
       </w:pPr>
       <w:r>
-        <w:t xml:space="preserve">20/20 이수한 학생의 </w:t>
-      </w:r>
-      <w:r>
-        <w:rPr>
-          <w:b/>
-          <w:bCs/>
-        </w:rPr>
-        <w:t xml:space="preserve">[발급]</w:t>
-      </w:r>
-      <w:r>
-        <w:t xml:space="preserve"> 버튼을 누르면 수료증이 생성됩니다 (증서번호 자동 부여: 청암간호 핵심기본간호술-연도-일련번호).</w:t>
+        <w:t xml:space="preserve">등록한 영상은 학생의 술기 상세 화면에 순서대로 모두 표시되며, 개별 [삭제]가 가능합니다. (youtube.com/watch, youtu.be, shorts 링크 모두 지원)</w:t>
+      </w:r>
+    </w:p>
+    <w:p>
+      <w:pPr>
+        <w:pStyle w:val="Heading2"/>
+      </w:pPr>
+      <w:r>
+        <w:t xml:space="preserve">4.6 과제 관리</w:t>
       </w:r>
     </w:p>
     <w:p>
@@ -1067,7 +1240,168 @@
         <w:pStyle w:val="ListParagraph"/>
         <w:numPr>
           <w:ilvl w:val="0"/>
-          <w:numId w:val="7"/>
+          <w:numId w:val="8"/>
+        </w:numPr>
+        <w:spacing w:after="80"/>
+      </w:pPr>
+      <w:r>
+        <w:rPr>
+          <w:b/>
+          <w:bCs/>
+        </w:rPr>
+        <w:t xml:space="preserve">[과제 관리] → [＋ 과제 등록]</w:t>
+      </w:r>
+      <w:r>
+        <w:t xml:space="preserve">: 제목, 설명, 마감일(선택), 관련 술기(선택)를 입력해 과제를 부여합니다.</w:t>
+      </w:r>
+    </w:p>
+    <w:p>
+      <w:pPr>
+        <w:pStyle w:val="ListParagraph"/>
+        <w:numPr>
+          <w:ilvl w:val="0"/>
+          <w:numId w:val="8"/>
+        </w:numPr>
+        <w:spacing w:after="80"/>
+      </w:pPr>
+      <w:r>
+        <w:rPr>
+          <w:b/>
+          <w:bCs/>
+        </w:rPr>
+        <w:t xml:space="preserve">[제출 현황 보기]</w:t>
+      </w:r>
+      <w:r>
+        <w:t xml:space="preserve">를 누르면 학생별 제출일, 제출 내용, 첨부 링크를 확인할 수 있습니다.</w:t>
+      </w:r>
+    </w:p>
+    <w:p>
+      <w:pPr>
+        <w:pStyle w:val="ListParagraph"/>
+        <w:numPr>
+          <w:ilvl w:val="0"/>
+          <w:numId w:val="8"/>
+        </w:numPr>
+        <w:spacing w:after="80"/>
+      </w:pPr>
+      <w:r>
+        <w:t xml:space="preserve">[수정]으로 과제 내용을 변경하고, [삭제] 시 학생 제출물도 함께 삭제되므로 주의하세요.</w:t>
+      </w:r>
+    </w:p>
+    <w:p>
+      <w:pPr>
+        <w:pStyle w:val="Heading2"/>
+      </w:pPr>
+      <w:r>
+        <w:t xml:space="preserve">4.7 교수 관리 (관리자 전용)</w:t>
+      </w:r>
+    </w:p>
+    <w:p>
+      <w:pPr>
+        <w:pStyle w:val="ListParagraph"/>
+        <w:numPr>
+          <w:ilvl w:val="0"/>
+          <w:numId w:val="9"/>
+        </w:numPr>
+        <w:spacing w:after="80"/>
+      </w:pPr>
+      <w:r>
+        <w:t xml:space="preserve">관리자(정종필 교수) 계정으로 로그인하면 </w:t>
+      </w:r>
+      <w:r>
+        <w:rPr>
+          <w:b/>
+          <w:bCs/>
+        </w:rPr>
+        <w:t xml:space="preserve">[교수 관리]</w:t>
+      </w:r>
+      <w:r>
+        <w:t xml:space="preserve"> 메뉴가 표시됩니다.</w:t>
+      </w:r>
+    </w:p>
+    <w:p>
+      <w:pPr>
+        <w:pStyle w:val="ListParagraph"/>
+        <w:numPr>
+          <w:ilvl w:val="0"/>
+          <w:numId w:val="9"/>
+        </w:numPr>
+        <w:spacing w:after="80"/>
+      </w:pPr>
+      <w:r>
+        <w:rPr>
+          <w:b/>
+          <w:bCs/>
+        </w:rPr>
+        <w:t xml:space="preserve">[＋ 교수 등록]</w:t>
+      </w:r>
+      <w:r>
+        <w:t xml:space="preserve">으로 교수의 Google 이메일과 이름을 등록하면 해당 계정이 즉시 교수로 로그인할 수 있습니다.</w:t>
+      </w:r>
+    </w:p>
+    <w:p>
+      <w:pPr>
+        <w:pStyle w:val="ListParagraph"/>
+        <w:numPr>
+          <w:ilvl w:val="0"/>
+          <w:numId w:val="9"/>
+        </w:numPr>
+        <w:spacing w:after="80"/>
+      </w:pPr>
+      <w:r>
+        <w:t xml:space="preserve">[삭제]하면 해당 계정은 더 이상 교수로 로그인할 수 없습니다 (관리자·본인 계정은 삭제 불가).</w:t>
+      </w:r>
+    </w:p>
+    <w:p>
+      <w:pPr>
+        <w:pStyle w:val="Heading2"/>
+      </w:pPr>
+      <w:r>
+        <w:t xml:space="preserve">4.8 수료증 발급</w:t>
+      </w:r>
+    </w:p>
+    <w:p>
+      <w:pPr>
+        <w:pStyle w:val="ListParagraph"/>
+        <w:numPr>
+          <w:ilvl w:val="0"/>
+          <w:numId w:val="10"/>
+        </w:numPr>
+        <w:spacing w:after="80"/>
+      </w:pPr>
+      <w:r>
+        <w:t xml:space="preserve">[수료증 관리] 메뉴에서 학생별 이수 현황을 확인합니다.</w:t>
+      </w:r>
+    </w:p>
+    <w:p>
+      <w:pPr>
+        <w:pStyle w:val="ListParagraph"/>
+        <w:numPr>
+          <w:ilvl w:val="0"/>
+          <w:numId w:val="10"/>
+        </w:numPr>
+        <w:spacing w:after="80"/>
+      </w:pPr>
+      <w:r>
+        <w:t xml:space="preserve">20/20 이수한 학생의 </w:t>
+      </w:r>
+      <w:r>
+        <w:rPr>
+          <w:b/>
+          <w:bCs/>
+        </w:rPr>
+        <w:t xml:space="preserve">[발급]</w:t>
+      </w:r>
+      <w:r>
+        <w:t xml:space="preserve"> 버튼을 누르면 수료증이 생성됩니다 (증서번호 자동 부여: 청암간호 핵심기본간호술-연도-일련번호).</w:t>
+      </w:r>
+    </w:p>
+    <w:p>
+      <w:pPr>
+        <w:pStyle w:val="ListParagraph"/>
+        <w:numPr>
+          <w:ilvl w:val="0"/>
+          <w:numId w:val="10"/>
         </w:numPr>
         <w:spacing w:after="80"/>
       </w:pPr>
@@ -3560,6 +3894,58 @@
             </w:pPr>
             <w:r>
               <w:t xml:space="preserve">20개 술기를 모두 이수(각 퀴즈 80점 이상 합격)하면 교수님이 확인 후 수료증을 발급합니다. “내 수료증” 메뉴에서 열람·인쇄할 수 있습니다.</w:t>
+            </w:r>
+          </w:p>
+        </w:tc>
+      </w:tr>
+      <w:tr>
+        <w:tc>
+          <w:tcPr>
+            <w:tcW w:type="dxa" w:w="3400"/>
+            <w:tcBorders>
+              <w:top w:val="single" w:color="BBBBBB" w:sz="1"/>
+              <w:left w:val="single" w:color="BBBBBB" w:sz="1"/>
+              <w:bottom w:val="single" w:color="BBBBBB" w:sz="1"/>
+              <w:right w:val="single" w:color="BBBBBB" w:sz="1"/>
+            </w:tcBorders>
+            <w:tcMar>
+              <w:top w:type="dxa" w:w="60"/>
+              <w:left w:type="dxa" w:w="110"/>
+              <w:bottom w:type="dxa" w:w="60"/>
+              <w:right w:type="dxa" w:w="110"/>
+            </w:tcMar>
+          </w:tcPr>
+          <w:p>
+            <w:pPr>
+              <w:jc w:val="left"/>
+            </w:pPr>
+            <w:r>
+              <w:t xml:space="preserve">과제는 어떻게 제출하나요?</w:t>
+            </w:r>
+          </w:p>
+        </w:tc>
+        <w:tc>
+          <w:tcPr>
+            <w:tcW w:type="dxa" w:w="5626"/>
+            <w:tcBorders>
+              <w:top w:val="single" w:color="BBBBBB" w:sz="1"/>
+              <w:left w:val="single" w:color="BBBBBB" w:sz="1"/>
+              <w:bottom w:val="single" w:color="BBBBBB" w:sz="1"/>
+              <w:right w:val="single" w:color="BBBBBB" w:sz="1"/>
+            </w:tcBorders>
+            <w:tcMar>
+              <w:top w:type="dxa" w:w="60"/>
+              <w:left w:type="dxa" w:w="110"/>
+              <w:bottom w:type="dxa" w:w="60"/>
+              <w:right w:type="dxa" w:w="110"/>
+            </w:tcMar>
+          </w:tcPr>
+          <w:p>
+            <w:pPr>
+              <w:jc w:val="left"/>
+            </w:pPr>
+            <w:r>
+              <w:t xml:space="preserve">[과제] 메뉴에서 과제를 선택해 텍스트를 작성하거나 링크(구글 드라이브 등)를 첨부해 제출합니다. 마감 전에는 다시 제출해 수정할 수 있습니다.</w:t>
             </w:r>
           </w:p>
         </w:tc>
@@ -3957,6 +4343,42 @@
       </w:pPr>
     </w:lvl>
   </w:abstractNum>
+  <w:abstractNum w:abstractNumId="8" w15:restartNumberingAfterBreak="0">
+    <w:multiLevelType w:val="hybridMultilevel"/>
+    <w:lvl w:ilvl="0" w15:tentative="1">
+      <w:start w:val="1"/>
+      <w:numFmt w:val="decimal"/>
+      <w:lvlText w:val="%1."/>
+      <w:lvlJc w:val="left"/>
+      <w:pPr>
+        <w:ind w:left="640" w:hanging="320"/>
+      </w:pPr>
+    </w:lvl>
+  </w:abstractNum>
+  <w:abstractNum w:abstractNumId="9" w15:restartNumberingAfterBreak="0">
+    <w:multiLevelType w:val="hybridMultilevel"/>
+    <w:lvl w:ilvl="0" w15:tentative="1">
+      <w:start w:val="1"/>
+      <w:numFmt w:val="decimal"/>
+      <w:lvlText w:val="%1."/>
+      <w:lvlJc w:val="left"/>
+      <w:pPr>
+        <w:ind w:left="640" w:hanging="320"/>
+      </w:pPr>
+    </w:lvl>
+  </w:abstractNum>
+  <w:abstractNum w:abstractNumId="10" w15:restartNumberingAfterBreak="0">
+    <w:multiLevelType w:val="hybridMultilevel"/>
+    <w:lvl w:ilvl="0" w15:tentative="1">
+      <w:start w:val="1"/>
+      <w:numFmt w:val="decimal"/>
+      <w:lvlText w:val="%1."/>
+      <w:lvlJc w:val="left"/>
+      <w:pPr>
+        <w:ind w:left="640" w:hanging="320"/>
+      </w:pPr>
+    </w:lvl>
+  </w:abstractNum>
   <w:num w:numId="1">
     <w:abstractNumId w:val="1"/>
     <w:lvlOverride w:ilvl="0">
@@ -3982,18 +4404,36 @@
     </w:lvlOverride>
   </w:num>
   <w:num w:numId="5">
+    <w:abstractNumId w:val="8"/>
+    <w:lvlOverride w:ilvl="0">
+      <w:startOverride w:val="1"/>
+    </w:lvlOverride>
+  </w:num>
+  <w:num w:numId="6">
     <w:abstractNumId w:val="5"/>
     <w:lvlOverride w:ilvl="0">
       <w:startOverride w:val="1"/>
     </w:lvlOverride>
   </w:num>
-  <w:num w:numId="6">
+  <w:num w:numId="7">
     <w:abstractNumId w:val="6"/>
     <w:lvlOverride w:ilvl="0">
       <w:startOverride w:val="1"/>
     </w:lvlOverride>
   </w:num>
-  <w:num w:numId="7">
+  <w:num w:numId="8">
+    <w:abstractNumId w:val="9"/>
+    <w:lvlOverride w:ilvl="0">
+      <w:startOverride w:val="1"/>
+    </w:lvlOverride>
+  </w:num>
+  <w:num w:numId="9">
+    <w:abstractNumId w:val="10"/>
+    <w:lvlOverride w:ilvl="0">
+      <w:startOverride w:val="1"/>
+    </w:lvlOverride>
+  </w:num>
+  <w:num w:numId="10">
     <w:abstractNumId w:val="7"/>
     <w:lvlOverride w:ilvl="0">
       <w:startOverride w:val="1"/>

--- a/docs/핵심기본간호술 플랫폼 사용매뉴얼.docx
+++ b/docs/핵심기본간호술 플랫폼 사용매뉴얼.docx
@@ -55,7 +55,7 @@
         <w:spacing w:before="480"/>
         <w:jc w:val="center"/>
       </w:pPr>
-      <w:hyperlink w:history="1" r:id="rIdpghavib0mntbvbdurjj_4">
+      <w:hyperlink w:history="1" r:id="rIdvjtz_ih7b_6xldf4mqweh">
         <w:r>
           <w:rPr>
             <w:rStyle w:val="Hyperlink"/>
@@ -525,7 +525,7 @@
         <w:spacing w:after="160"/>
         <w:jc w:val="center"/>
       </w:pPr>
-      <w:hyperlink w:history="1" r:id="rIdauauzvl6vqmoh4cbfafx4">
+      <w:hyperlink w:history="1" r:id="rIdfcg-hp6dyz8nqhtu4wl0g">
         <w:r>
           <w:rPr>
             <w:rStyle w:val="Hyperlink"/>

--- a/docs/핵심기본간호술 플랫폼 사용매뉴얼.docx
+++ b/docs/핵심기본간호술 플랫폼 사용매뉴얼.docx
@@ -55,7 +55,7 @@
         <w:spacing w:before="480"/>
         <w:jc w:val="center"/>
       </w:pPr>
-      <w:hyperlink w:history="1" r:id="rIdvjtz_ih7b_6xldf4mqweh">
+      <w:hyperlink w:history="1" r:id="rIdsp4xd7zvuypfnegipdnxs">
         <w:r>
           <w:rPr>
             <w:rStyle w:val="Hyperlink"/>
@@ -525,7 +525,7 @@
         <w:spacing w:after="160"/>
         <w:jc w:val="center"/>
       </w:pPr>
-      <w:hyperlink w:history="1" r:id="rIdfcg-hp6dyz8nqhtu4wl0g">
+      <w:hyperlink w:history="1" r:id="rIdxepphehrvfghvs6x8odg-">
         <w:r>
           <w:rPr>
             <w:rStyle w:val="Hyperlink"/>
@@ -1252,7 +1252,17 @@
         <w:t xml:space="preserve">[과제 관리] → [＋ 과제 등록]</w:t>
       </w:r>
       <w:r>
-        <w:t xml:space="preserve">: 제목, 설명, 마감일(선택), 관련 술기(선택)를 입력해 과제를 부여합니다.</w:t>
+        <w:t xml:space="preserve">: 제목, 설명, 마감일(선택), 관련 술기(선택), </w:t>
+      </w:r>
+      <w:r>
+        <w:rPr>
+          <w:b/>
+          <w:bCs/>
+        </w:rPr>
+        <w:t xml:space="preserve">대상 학년·반(전체 또는 일부)</w:t>
+      </w:r>
+      <w:r>
+        <w:t xml:space="preserve">을 지정해 과제를 부여합니다. 대상으로 지정된 학생에게만 과제가 표시됩니다.</w:t>
       </w:r>
     </w:p>
     <w:p>

--- a/docs/핵심기본간호술 플랫폼 사용매뉴얼.docx
+++ b/docs/핵심기본간호술 플랫폼 사용매뉴얼.docx
@@ -55,7 +55,7 @@
         <w:spacing w:before="480"/>
         <w:jc w:val="center"/>
       </w:pPr>
-      <w:hyperlink w:history="1" r:id="rIdsp4xd7zvuypfnegipdnxs">
+      <w:hyperlink w:history="1" r:id="rId97ji5f6tsrmrtwv56m8fi">
         <w:r>
           <w:rPr>
             <w:rStyle w:val="Hyperlink"/>
@@ -525,7 +525,7 @@
         <w:spacing w:after="160"/>
         <w:jc w:val="center"/>
       </w:pPr>
-      <w:hyperlink w:history="1" r:id="rIdxepphehrvfghvs6x8odg-">
+      <w:hyperlink w:history="1" r:id="rIdizoe3_9qpnpll9oam7tnn">
         <w:r>
           <w:rPr>
             <w:rStyle w:val="Hyperlink"/>
@@ -610,6 +610,21 @@
       </w:r>
       <w:r>
         <w:t xml:space="preserve"> 화면이 나타납니다.</w:t>
+      </w:r>
+    </w:p>
+    <w:p>
+      <w:pPr>
+        <w:spacing w:after="120"/>
+      </w:pPr>
+      <w:r>
+        <w:rPr>
+          <w:b/>
+          <w:bCs/>
+        </w:rPr>
+        <w:t xml:space="preserve">※ 탭과 계정 유형이 일치해야 합니다. </w:t>
+      </w:r>
+      <w:r>
+        <w:t xml:space="preserve">학생 탭은 학생 명단에 등록된 계정만, 교수 탭은 교수 허용 목록에 등록된 계정만 로그인할 수 있습니다.</w:t>
       </w:r>
     </w:p>
     <w:p>
@@ -3747,7 +3762,7 @@
               <w:jc w:val="left"/>
             </w:pPr>
             <w:r>
-              <w:t xml:space="preserve">본인의 Google 이메일이 학생 명단에 등록되어 있어야 합니다. 담당 교수님께 이메일 등록을 요청하세요.</w:t>
+              <w:t xml:space="preserve">본인의 Google 이메일이 학생 명단에 등록되어 있어야 합니다. 정종필 교수님께 이메일 등록을 요청하세요. 교수 계정은 [교수] 탭에서 로그인해야 합니다.</w:t>
             </w:r>
           </w:p>
         </w:tc>
